--- a/docs/info-paging-change-spec.docx
+++ b/docs/info-paging-change-spec.docx
@@ -1616,6 +1616,19 @@
               <w:t xml:space="preserve">import org.springframework.web.bind.annotation.RequestMethod;</w:t>
             </w:r>
           </w:p>
+          <w:p>
+            <w:pPr>
+              <w:spacing w:after="0" w:before="0" w:line="240"/>
+            </w:pPr>
+            <w:r>
+              <w:rPr>
+                <w:rFonts w:ascii="Consolas" w:cs="Consolas" w:eastAsia="Malgun Gothic" w:hAnsi="Consolas"/>
+                <w:sz w:val="16"/>
+                <w:szCs w:val="16"/>
+              </w:rPr>
+              <w:t xml:space="preserve">// MngNotificationVO : 기존 info_view.do에서 쓰는 import 그대로</w:t>
+            </w:r>
+          </w:p>
         </w:tc>
       </w:tr>
     </w:tbl>
@@ -1685,7 +1698,7 @@
                 <w:sz w:val="16"/>
                 <w:szCs w:val="16"/>
               </w:rPr>
-              <w:t xml:space="preserve">/* ===== [변경] 재정정보 목록 화면 : 기존 코드 유지 + tab 1줄 추가 ===== */</w:t>
+              <w:t xml:space="preserve">/* ===== [변경] 재정정보 목록 화면 : 기존 코드 그대로 + tab 1줄 추가 ===== */</w:t>
             </w:r>
           </w:p>
           <w:p>
@@ -1711,20 +1724,72 @@
                 <w:sz w:val="16"/>
                 <w:szCs w:val="16"/>
               </w:rPr>
-              <w:t xml:space="preserve">public String openInfo(... 기존 파라미터 그대로 ...) throws Exception {</w:t>
-            </w:r>
-          </w:p>
-          <w:p>
-            <w:pPr>
-              <w:spacing w:after="0" w:before="0" w:line="240"/>
-            </w:pPr>
-            <w:r>
-              <w:rPr>
-                <w:rFonts w:ascii="Consolas" w:cs="Consolas" w:eastAsia="Malgun Gothic" w:hAnsi="Consolas"/>
-                <w:sz w:val="16"/>
-                <w:szCs w:val="16"/>
-              </w:rPr>
-              <w:t xml:space="preserve">    // ... 기존 size / page / selScope / subSech 처리 그대로 ...</w:t>
+              <w:t xml:space="preserve">public String openInfo(@ModelAttribute("notificationVO") NotificationVO notificationVO,</w:t>
+            </w:r>
+          </w:p>
+          <w:p>
+            <w:pPr>
+              <w:spacing w:after="0" w:before="0" w:line="240"/>
+            </w:pPr>
+            <w:r>
+              <w:rPr>
+                <w:rFonts w:ascii="Consolas" w:cs="Consolas" w:eastAsia="Malgun Gothic" w:hAnsi="Consolas"/>
+                <w:sz w:val="16"/>
+                <w:szCs w:val="16"/>
+              </w:rPr>
+              <w:t xml:space="preserve">                       HttpServletRequest request, HttpServletResponse response, ModelMap model) throws Exception {</w:t>
+            </w:r>
+          </w:p>
+          <w:p>
+            <w:pPr>
+              <w:spacing w:after="0" w:before="0" w:line="240"/>
+            </w:pPr>
+            <w:r>
+              <w:rPr>
+                <w:rFonts w:ascii="Consolas" w:cs="Consolas" w:eastAsia="Malgun Gothic" w:hAnsi="Consolas"/>
+                <w:sz w:val="16"/>
+                <w:szCs w:val="16"/>
+              </w:rPr>
+              <w:t xml:space="preserve">    String size     = request.getParameter("size");</w:t>
+            </w:r>
+          </w:p>
+          <w:p>
+            <w:pPr>
+              <w:spacing w:after="0" w:before="0" w:line="240"/>
+            </w:pPr>
+            <w:r>
+              <w:rPr>
+                <w:rFonts w:ascii="Consolas" w:cs="Consolas" w:eastAsia="Malgun Gothic" w:hAnsi="Consolas"/>
+                <w:sz w:val="16"/>
+                <w:szCs w:val="16"/>
+              </w:rPr>
+              <w:t xml:space="preserve">    String page     = request.getParameter("page");</w:t>
+            </w:r>
+          </w:p>
+          <w:p>
+            <w:pPr>
+              <w:spacing w:after="0" w:before="0" w:line="240"/>
+            </w:pPr>
+            <w:r>
+              <w:rPr>
+                <w:rFonts w:ascii="Consolas" w:cs="Consolas" w:eastAsia="Malgun Gothic" w:hAnsi="Consolas"/>
+                <w:sz w:val="16"/>
+                <w:szCs w:val="16"/>
+              </w:rPr>
+              <w:t xml:space="preserve">    String selScope = request.getParameter("selScope");</w:t>
+            </w:r>
+          </w:p>
+          <w:p>
+            <w:pPr>
+              <w:spacing w:after="0" w:before="0" w:line="240"/>
+            </w:pPr>
+            <w:r>
+              <w:rPr>
+                <w:rFonts w:ascii="Consolas" w:cs="Consolas" w:eastAsia="Malgun Gothic" w:hAnsi="Consolas"/>
+                <w:sz w:val="16"/>
+                <w:szCs w:val="16"/>
+              </w:rPr>
+              <w:t xml:space="preserve">    String subSech  = request.getParameter("subSech");</w:t>
             </w:r>
           </w:p>
           <w:p>
@@ -1750,6 +1815,123 @@
                 <w:sz w:val="16"/>
                 <w:szCs w:val="16"/>
               </w:rPr>
+              <w:t xml:space="preserve">    if (size == null || "".equals(size))         { size = "10"; }</w:t>
+            </w:r>
+          </w:p>
+          <w:p>
+            <w:pPr>
+              <w:spacing w:after="0" w:before="0" w:line="240"/>
+            </w:pPr>
+            <w:r>
+              <w:rPr>
+                <w:rFonts w:ascii="Consolas" w:cs="Consolas" w:eastAsia="Malgun Gothic" w:hAnsi="Consolas"/>
+                <w:sz w:val="16"/>
+                <w:szCs w:val="16"/>
+              </w:rPr>
+              <w:t xml:space="preserve">    if (page == null || "".equals(page))         { page = "1"; }</w:t>
+            </w:r>
+          </w:p>
+          <w:p>
+            <w:pPr>
+              <w:spacing w:after="0" w:before="0" w:line="240"/>
+            </w:pPr>
+            <w:r>
+              <w:rPr>
+                <w:rFonts w:ascii="Consolas" w:cs="Consolas" w:eastAsia="Malgun Gothic" w:hAnsi="Consolas"/>
+                <w:sz w:val="16"/>
+                <w:szCs w:val="16"/>
+              </w:rPr>
+              <w:t xml:space="preserve">    if (selScope == null || "".equals(selScope)) { selScope = "전체"; }</w:t>
+            </w:r>
+          </w:p>
+          <w:p>
+            <w:pPr>
+              <w:spacing w:after="0" w:before="0" w:line="240"/>
+            </w:pPr>
+            <w:r>
+              <w:rPr>
+                <w:rFonts w:ascii="Consolas" w:cs="Consolas" w:eastAsia="Malgun Gothic" w:hAnsi="Consolas"/>
+                <w:sz w:val="16"/>
+                <w:szCs w:val="16"/>
+              </w:rPr>
+              <w:t xml:space="preserve">    if (subSech == null || "".equals(subSech))   { subSech = ""; }</w:t>
+            </w:r>
+          </w:p>
+          <w:p>
+            <w:pPr>
+              <w:spacing w:after="0" w:before="0" w:line="240"/>
+            </w:pPr>
+            <w:r>
+              <w:rPr>
+                <w:rFonts w:ascii="Consolas" w:cs="Consolas" w:eastAsia="Malgun Gothic" w:hAnsi="Consolas"/>
+                <w:sz w:val="16"/>
+                <w:szCs w:val="16"/>
+              </w:rPr>
+              <w:t xml:space="preserve"> </w:t>
+            </w:r>
+          </w:p>
+          <w:p>
+            <w:pPr>
+              <w:spacing w:after="0" w:before="0" w:line="240"/>
+            </w:pPr>
+            <w:r>
+              <w:rPr>
+                <w:rFonts w:ascii="Consolas" w:cs="Consolas" w:eastAsia="Malgun Gothic" w:hAnsi="Consolas"/>
+                <w:sz w:val="16"/>
+                <w:szCs w:val="16"/>
+              </w:rPr>
+              <w:t xml:space="preserve">    model.addAttribute("size", size);</w:t>
+            </w:r>
+          </w:p>
+          <w:p>
+            <w:pPr>
+              <w:spacing w:after="0" w:before="0" w:line="240"/>
+            </w:pPr>
+            <w:r>
+              <w:rPr>
+                <w:rFonts w:ascii="Consolas" w:cs="Consolas" w:eastAsia="Malgun Gothic" w:hAnsi="Consolas"/>
+                <w:sz w:val="16"/>
+                <w:szCs w:val="16"/>
+              </w:rPr>
+              <w:t xml:space="preserve">    model.addAttribute("page", page);</w:t>
+            </w:r>
+          </w:p>
+          <w:p>
+            <w:pPr>
+              <w:spacing w:after="0" w:before="0" w:line="240"/>
+            </w:pPr>
+            <w:r>
+              <w:rPr>
+                <w:rFonts w:ascii="Consolas" w:cs="Consolas" w:eastAsia="Malgun Gothic" w:hAnsi="Consolas"/>
+                <w:sz w:val="16"/>
+                <w:szCs w:val="16"/>
+              </w:rPr>
+              <w:t xml:space="preserve">    model.addAttribute("selScope", selScope);</w:t>
+            </w:r>
+          </w:p>
+          <w:p>
+            <w:pPr>
+              <w:spacing w:after="0" w:before="0" w:line="240"/>
+            </w:pPr>
+            <w:r>
+              <w:rPr>
+                <w:rFonts w:ascii="Consolas" w:cs="Consolas" w:eastAsia="Malgun Gothic" w:hAnsi="Consolas"/>
+                <w:sz w:val="16"/>
+                <w:szCs w:val="16"/>
+              </w:rPr>
+              <w:t xml:space="preserve">    model.addAttribute("subSech", subSech);</w:t>
+            </w:r>
+          </w:p>
+          <w:p>
+            <w:pPr>
+              <w:spacing w:after="0" w:before="0" w:line="240"/>
+            </w:pPr>
+            <w:r>
+              <w:rPr>
+                <w:rFonts w:ascii="Consolas" w:cs="Consolas" w:eastAsia="Malgun Gothic" w:hAnsi="Consolas"/>
+                <w:sz w:val="16"/>
+                <w:szCs w:val="16"/>
+              </w:rPr>
               <w:t xml:space="preserve">    model.addAttribute("tab", toInfoTab(request.getParameter("tab")));   // [추가]</w:t>
             </w:r>
           </w:p>
@@ -1828,7 +2010,7 @@
                 <w:sz w:val="16"/>
                 <w:szCs w:val="16"/>
               </w:rPr>
-              <w:t xml:space="preserve">/* ===== [변경] 재정정보 상세 화면 : 기존 코드 유지 + tab 1줄 추가 ===== */</w:t>
+              <w:t xml:space="preserve">/* ===== [변경] 재정정보 상세 화면 : 기존 코드 그대로 + tab 1줄 추가 ===== */</w:t>
             </w:r>
           </w:p>
           <w:p>
@@ -1854,46 +2036,319 @@
                 <w:sz w:val="16"/>
                 <w:szCs w:val="16"/>
               </w:rPr>
-              <w:t xml:space="preserve">public String openInfoView(... 기존 파라미터 그대로 ...) throws Exception {</w:t>
-            </w:r>
-          </w:p>
-          <w:p>
-            <w:pPr>
-              <w:spacing w:after="0" w:before="0" w:line="240"/>
-            </w:pPr>
-            <w:r>
-              <w:rPr>
-                <w:rFonts w:ascii="Consolas" w:cs="Consolas" w:eastAsia="Malgun Gothic" w:hAnsi="Consolas"/>
-                <w:sz w:val="16"/>
-                <w:szCs w:val="16"/>
-              </w:rPr>
-              <w:t xml:space="preserve">    // ... 기존 처리 그대로 ...</w:t>
-            </w:r>
-          </w:p>
-          <w:p>
-            <w:pPr>
-              <w:spacing w:after="0" w:before="0" w:line="240"/>
-            </w:pPr>
-            <w:r>
-              <w:rPr>
-                <w:rFonts w:ascii="Consolas" w:cs="Consolas" w:eastAsia="Malgun Gothic" w:hAnsi="Consolas"/>
-                <w:sz w:val="16"/>
-                <w:szCs w:val="16"/>
-              </w:rPr>
-              <w:t xml:space="preserve">    model.addAttribute("tab", toInfoTab(request.getParameter("tab")));   // [추가]</w:t>
-            </w:r>
-          </w:p>
-          <w:p>
-            <w:pPr>
-              <w:spacing w:after="0" w:before="0" w:line="240"/>
-            </w:pPr>
-            <w:r>
-              <w:rPr>
-                <w:rFonts w:ascii="Consolas" w:cs="Consolas" w:eastAsia="Malgun Gothic" w:hAnsi="Consolas"/>
-                <w:sz w:val="16"/>
-                <w:szCs w:val="16"/>
-              </w:rPr>
-              <w:t xml:space="preserve">    // ...</w:t>
+              <w:t xml:space="preserve">public String openInfoView(@ModelAttribute("notificationVO") NotificationVO notificationVO,</w:t>
+            </w:r>
+          </w:p>
+          <w:p>
+            <w:pPr>
+              <w:spacing w:after="0" w:before="0" w:line="240"/>
+            </w:pPr>
+            <w:r>
+              <w:rPr>
+                <w:rFonts w:ascii="Consolas" w:cs="Consolas" w:eastAsia="Malgun Gothic" w:hAnsi="Consolas"/>
+                <w:sz w:val="16"/>
+                <w:szCs w:val="16"/>
+              </w:rPr>
+              <w:t xml:space="preserve">                           HttpServletRequest request, HttpServletResponse response, ModelMap model) throws Exception {</w:t>
+            </w:r>
+          </w:p>
+          <w:p>
+            <w:pPr>
+              <w:spacing w:after="0" w:before="0" w:line="240"/>
+            </w:pPr>
+            <w:r>
+              <w:rPr>
+                <w:rFonts w:ascii="Consolas" w:cs="Consolas" w:eastAsia="Malgun Gothic" w:hAnsi="Consolas"/>
+                <w:sz w:val="16"/>
+                <w:szCs w:val="16"/>
+              </w:rPr>
+              <w:t xml:space="preserve">    String size           = request.getParameter("size");</w:t>
+            </w:r>
+          </w:p>
+          <w:p>
+            <w:pPr>
+              <w:spacing w:after="0" w:before="0" w:line="240"/>
+            </w:pPr>
+            <w:r>
+              <w:rPr>
+                <w:rFonts w:ascii="Consolas" w:cs="Consolas" w:eastAsia="Malgun Gothic" w:hAnsi="Consolas"/>
+                <w:sz w:val="16"/>
+                <w:szCs w:val="16"/>
+              </w:rPr>
+              <w:t xml:space="preserve">    String page           = request.getParameter("page");</w:t>
+            </w:r>
+          </w:p>
+          <w:p>
+            <w:pPr>
+              <w:spacing w:after="0" w:before="0" w:line="240"/>
+            </w:pPr>
+            <w:r>
+              <w:rPr>
+                <w:rFonts w:ascii="Consolas" w:cs="Consolas" w:eastAsia="Malgun Gothic" w:hAnsi="Consolas"/>
+                <w:sz w:val="16"/>
+                <w:szCs w:val="16"/>
+              </w:rPr>
+              <w:t xml:space="preserve">    String selScope       = request.getParameter("selScope");</w:t>
+            </w:r>
+          </w:p>
+          <w:p>
+            <w:pPr>
+              <w:spacing w:after="0" w:before="0" w:line="240"/>
+            </w:pPr>
+            <w:r>
+              <w:rPr>
+                <w:rFonts w:ascii="Consolas" w:cs="Consolas" w:eastAsia="Malgun Gothic" w:hAnsi="Consolas"/>
+                <w:sz w:val="16"/>
+                <w:szCs w:val="16"/>
+              </w:rPr>
+              <w:t xml:space="preserve">    String subSech        = request.getParameter("subSech");</w:t>
+            </w:r>
+          </w:p>
+          <w:p>
+            <w:pPr>
+              <w:spacing w:after="0" w:before="0" w:line="240"/>
+            </w:pPr>
+            <w:r>
+              <w:rPr>
+                <w:rFonts w:ascii="Consolas" w:cs="Consolas" w:eastAsia="Malgun Gothic" w:hAnsi="Consolas"/>
+                <w:sz w:val="16"/>
+                <w:szCs w:val="16"/>
+              </w:rPr>
+              <w:t xml:space="preserve">    String ntcnYardOrdrNo = request.getParameter("ntcnYardOrdrNo");</w:t>
+            </w:r>
+          </w:p>
+          <w:p>
+            <w:pPr>
+              <w:spacing w:after="0" w:before="0" w:line="240"/>
+            </w:pPr>
+            <w:r>
+              <w:rPr>
+                <w:rFonts w:ascii="Consolas" w:cs="Consolas" w:eastAsia="Malgun Gothic" w:hAnsi="Consolas"/>
+                <w:sz w:val="16"/>
+                <w:szCs w:val="16"/>
+              </w:rPr>
+              <w:t xml:space="preserve">    String seCd           = request.getParameter("seCd");</w:t>
+            </w:r>
+          </w:p>
+          <w:p>
+            <w:pPr>
+              <w:spacing w:after="0" w:before="0" w:line="240"/>
+            </w:pPr>
+            <w:r>
+              <w:rPr>
+                <w:rFonts w:ascii="Consolas" w:cs="Consolas" w:eastAsia="Malgun Gothic" w:hAnsi="Consolas"/>
+                <w:sz w:val="16"/>
+                <w:szCs w:val="16"/>
+              </w:rPr>
+              <w:t xml:space="preserve"> </w:t>
+            </w:r>
+          </w:p>
+          <w:p>
+            <w:pPr>
+              <w:spacing w:after="0" w:before="0" w:line="240"/>
+            </w:pPr>
+            <w:r>
+              <w:rPr>
+                <w:rFonts w:ascii="Consolas" w:cs="Consolas" w:eastAsia="Malgun Gothic" w:hAnsi="Consolas"/>
+                <w:sz w:val="16"/>
+                <w:szCs w:val="16"/>
+              </w:rPr>
+              <w:t xml:space="preserve">    MngNotificationVO body = new MngNotificationVO();      // 기존 코드 유지</w:t>
+            </w:r>
+          </w:p>
+          <w:p>
+            <w:pPr>
+              <w:spacing w:after="0" w:before="0" w:line="240"/>
+            </w:pPr>
+            <w:r>
+              <w:rPr>
+                <w:rFonts w:ascii="Consolas" w:cs="Consolas" w:eastAsia="Malgun Gothic" w:hAnsi="Consolas"/>
+                <w:sz w:val="16"/>
+                <w:szCs w:val="16"/>
+              </w:rPr>
+              <w:t xml:space="preserve">    body.setNtcnYardTySeCd(seCd);</w:t>
+            </w:r>
+          </w:p>
+          <w:p>
+            <w:pPr>
+              <w:spacing w:after="0" w:before="0" w:line="240"/>
+            </w:pPr>
+            <w:r>
+              <w:rPr>
+                <w:rFonts w:ascii="Consolas" w:cs="Consolas" w:eastAsia="Malgun Gothic" w:hAnsi="Consolas"/>
+                <w:sz w:val="16"/>
+                <w:szCs w:val="16"/>
+              </w:rPr>
+              <w:t xml:space="preserve">    body.setNtcnYardOrdrNo(ntcnYardOrdrNo);</w:t>
+            </w:r>
+          </w:p>
+          <w:p>
+            <w:pPr>
+              <w:spacing w:after="0" w:before="0" w:line="240"/>
+            </w:pPr>
+            <w:r>
+              <w:rPr>
+                <w:rFonts w:ascii="Consolas" w:cs="Consolas" w:eastAsia="Malgun Gothic" w:hAnsi="Consolas"/>
+                <w:sz w:val="16"/>
+                <w:szCs w:val="16"/>
+              </w:rPr>
+              <w:t xml:space="preserve"> </w:t>
+            </w:r>
+          </w:p>
+          <w:p>
+            <w:pPr>
+              <w:spacing w:after="0" w:before="0" w:line="240"/>
+            </w:pPr>
+            <w:r>
+              <w:rPr>
+                <w:rFonts w:ascii="Consolas" w:cs="Consolas" w:eastAsia="Malgun Gothic" w:hAnsi="Consolas"/>
+                <w:sz w:val="16"/>
+                <w:szCs w:val="16"/>
+              </w:rPr>
+              <w:t xml:space="preserve">    if (ntcnYardOrdrNo == null || "".equals(ntcnYardOrdrNo)) {</w:t>
+            </w:r>
+          </w:p>
+          <w:p>
+            <w:pPr>
+              <w:spacing w:after="0" w:before="0" w:line="240"/>
+            </w:pPr>
+            <w:r>
+              <w:rPr>
+                <w:rFonts w:ascii="Consolas" w:cs="Consolas" w:eastAsia="Malgun Gothic" w:hAnsi="Consolas"/>
+                <w:sz w:val="16"/>
+                <w:szCs w:val="16"/>
+              </w:rPr>
+              <w:t xml:space="preserve">        System.out.println("정상적인 접근이 아닙니다.");</w:t>
+            </w:r>
+          </w:p>
+          <w:p>
+            <w:pPr>
+              <w:spacing w:after="0" w:before="0" w:line="240"/>
+            </w:pPr>
+            <w:r>
+              <w:rPr>
+                <w:rFonts w:ascii="Consolas" w:cs="Consolas" w:eastAsia="Malgun Gothic" w:hAnsi="Consolas"/>
+                <w:sz w:val="16"/>
+                <w:szCs w:val="16"/>
+              </w:rPr>
+              <w:t xml:space="preserve">        return "/error/error.do";</w:t>
+            </w:r>
+          </w:p>
+          <w:p>
+            <w:pPr>
+              <w:spacing w:after="0" w:before="0" w:line="240"/>
+            </w:pPr>
+            <w:r>
+              <w:rPr>
+                <w:rFonts w:ascii="Consolas" w:cs="Consolas" w:eastAsia="Malgun Gothic" w:hAnsi="Consolas"/>
+                <w:sz w:val="16"/>
+                <w:szCs w:val="16"/>
+              </w:rPr>
+              <w:t xml:space="preserve">    } else {</w:t>
+            </w:r>
+          </w:p>
+          <w:p>
+            <w:pPr>
+              <w:spacing w:after="0" w:before="0" w:line="240"/>
+            </w:pPr>
+            <w:r>
+              <w:rPr>
+                <w:rFonts w:ascii="Consolas" w:cs="Consolas" w:eastAsia="Malgun Gothic" w:hAnsi="Consolas"/>
+                <w:sz w:val="16"/>
+                <w:szCs w:val="16"/>
+              </w:rPr>
+              <w:t xml:space="preserve">        model.addAttribute("size", size);</w:t>
+            </w:r>
+          </w:p>
+          <w:p>
+            <w:pPr>
+              <w:spacing w:after="0" w:before="0" w:line="240"/>
+            </w:pPr>
+            <w:r>
+              <w:rPr>
+                <w:rFonts w:ascii="Consolas" w:cs="Consolas" w:eastAsia="Malgun Gothic" w:hAnsi="Consolas"/>
+                <w:sz w:val="16"/>
+                <w:szCs w:val="16"/>
+              </w:rPr>
+              <w:t xml:space="preserve">        model.addAttribute("page", page);</w:t>
+            </w:r>
+          </w:p>
+          <w:p>
+            <w:pPr>
+              <w:spacing w:after="0" w:before="0" w:line="240"/>
+            </w:pPr>
+            <w:r>
+              <w:rPr>
+                <w:rFonts w:ascii="Consolas" w:cs="Consolas" w:eastAsia="Malgun Gothic" w:hAnsi="Consolas"/>
+                <w:sz w:val="16"/>
+                <w:szCs w:val="16"/>
+              </w:rPr>
+              <w:t xml:space="preserve">        model.addAttribute("selScope", selScope);</w:t>
+            </w:r>
+          </w:p>
+          <w:p>
+            <w:pPr>
+              <w:spacing w:after="0" w:before="0" w:line="240"/>
+            </w:pPr>
+            <w:r>
+              <w:rPr>
+                <w:rFonts w:ascii="Consolas" w:cs="Consolas" w:eastAsia="Malgun Gothic" w:hAnsi="Consolas"/>
+                <w:sz w:val="16"/>
+                <w:szCs w:val="16"/>
+              </w:rPr>
+              <w:t xml:space="preserve">        model.addAttribute("subSech", subSech);</w:t>
+            </w:r>
+          </w:p>
+          <w:p>
+            <w:pPr>
+              <w:spacing w:after="0" w:before="0" w:line="240"/>
+            </w:pPr>
+            <w:r>
+              <w:rPr>
+                <w:rFonts w:ascii="Consolas" w:cs="Consolas" w:eastAsia="Malgun Gothic" w:hAnsi="Consolas"/>
+                <w:sz w:val="16"/>
+                <w:szCs w:val="16"/>
+              </w:rPr>
+              <w:t xml:space="preserve">        model.addAttribute("ntcnYardOrdrNo", ntcnYardOrdrNo);</w:t>
+            </w:r>
+          </w:p>
+          <w:p>
+            <w:pPr>
+              <w:spacing w:after="0" w:before="0" w:line="240"/>
+            </w:pPr>
+            <w:r>
+              <w:rPr>
+                <w:rFonts w:ascii="Consolas" w:cs="Consolas" w:eastAsia="Malgun Gothic" w:hAnsi="Consolas"/>
+                <w:sz w:val="16"/>
+                <w:szCs w:val="16"/>
+              </w:rPr>
+              <w:t xml:space="preserve">        model.addAttribute("tab", toInfoTab(request.getParameter("tab")));   // [추가]</w:t>
+            </w:r>
+          </w:p>
+          <w:p>
+            <w:pPr>
+              <w:spacing w:after="0" w:before="0" w:line="240"/>
+            </w:pPr>
+            <w:r>
+              <w:rPr>
+                <w:rFonts w:ascii="Consolas" w:cs="Consolas" w:eastAsia="Malgun Gothic" w:hAnsi="Consolas"/>
+                <w:sz w:val="16"/>
+                <w:szCs w:val="16"/>
+              </w:rPr>
+              <w:t xml:space="preserve">    }</w:t>
+            </w:r>
+          </w:p>
+          <w:p>
+            <w:pPr>
+              <w:spacing w:after="0" w:before="0" w:line="240"/>
+            </w:pPr>
+            <w:r>
+              <w:rPr>
+                <w:rFonts w:ascii="Consolas" w:cs="Consolas" w:eastAsia="Malgun Gothic" w:hAnsi="Consolas"/>
+                <w:sz w:val="16"/>
+                <w:szCs w:val="16"/>
+              </w:rPr>
+              <w:t xml:space="preserve"> </w:t>
             </w:r>
           </w:p>
           <w:p>
@@ -2004,33 +2459,33 @@
                 <w:sz w:val="16"/>
                 <w:szCs w:val="16"/>
               </w:rPr>
-              <w:t xml:space="preserve">private static final String INFO_SE_CD  = "0002";        // 재정정보 게시판 구분코드</w:t>
-            </w:r>
-          </w:p>
-          <w:p>
-            <w:pPr>
-              <w:spacing w:after="0" w:before="0" w:line="240"/>
-            </w:pPr>
-            <w:r>
-              <w:rPr>
-                <w:rFonts w:ascii="Consolas" w:cs="Consolas" w:eastAsia="Malgun Gothic" w:hAnsi="Consolas"/>
-                <w:sz w:val="16"/>
-                <w:szCs w:val="16"/>
-              </w:rPr>
-              <w:t xml:space="preserve">private static final String BIZ_KEYWORD = "업무추진비";   // 기존 JS classify()와 동일 기준</w:t>
-            </w:r>
-          </w:p>
-          <w:p>
-            <w:pPr>
-              <w:spacing w:after="0" w:before="0" w:line="240"/>
-            </w:pPr>
-            <w:r>
-              <w:rPr>
-                <w:rFonts w:ascii="Consolas" w:cs="Consolas" w:eastAsia="Malgun Gothic" w:hAnsi="Consolas"/>
-                <w:sz w:val="16"/>
-                <w:szCs w:val="16"/>
-              </w:rPr>
-              <w:t xml:space="preserve">private static final int    INFO_FETCH_MAX = 1000;       // 재정정보 전체 건수보다 충분히 큰 값</w:t>
+              <w:t xml:space="preserve">private static final String INFO_SE_CD     = "0002";        // 재정정보 게시판 구분코드</w:t>
+            </w:r>
+          </w:p>
+          <w:p>
+            <w:pPr>
+              <w:spacing w:after="0" w:before="0" w:line="240"/>
+            </w:pPr>
+            <w:r>
+              <w:rPr>
+                <w:rFonts w:ascii="Consolas" w:cs="Consolas" w:eastAsia="Malgun Gothic" w:hAnsi="Consolas"/>
+                <w:sz w:val="16"/>
+                <w:szCs w:val="16"/>
+              </w:rPr>
+              <w:t xml:space="preserve">private static final String BIZ_KEYWORD    = "업무추진비";   // 기존 JS classify()와 동일 기준</w:t>
+            </w:r>
+          </w:p>
+          <w:p>
+            <w:pPr>
+              <w:spacing w:after="0" w:before="0" w:line="240"/>
+            </w:pPr>
+            <w:r>
+              <w:rPr>
+                <w:rFonts w:ascii="Consolas" w:cs="Consolas" w:eastAsia="Malgun Gothic" w:hAnsi="Consolas"/>
+                <w:sz w:val="16"/>
+                <w:szCs w:val="16"/>
+              </w:rPr>
+              <w:t xml:space="preserve">private static final int    INFO_FETCH_MAX = 1000;          // 재정정보 전체 건수보다 충분히 큰 값</w:t>
             </w:r>
           </w:p>
           <w:p>
@@ -2199,7 +2654,7 @@
                 <w:sz w:val="16"/>
                 <w:szCs w:val="16"/>
               </w:rPr>
-              <w:t xml:space="preserve">    List&lt;NotificationVO&gt; items = selectInfoTabItems(request);</w:t>
+              <w:t xml:space="preserve">    List&lt;MngNotificationVO&gt; items = selectInfoTabItems(request);</w:t>
             </w:r>
           </w:p>
           <w:p>
@@ -2251,7 +2706,7 @@
                 <w:sz w:val="16"/>
                 <w:szCs w:val="16"/>
               </w:rPr>
-              <w:t xml:space="preserve">    model.addAttribute("result", new ArrayList&lt;NotificationVO&gt;(items.subList(from, to)));</w:t>
+              <w:t xml:space="preserve">    model.addAttribute("result", new ArrayList&lt;MngNotificationVO&gt;(items.subList(from, to)));</w:t>
             </w:r>
           </w:p>
           <w:p>
@@ -2433,7 +2888,7 @@
                 <w:sz w:val="16"/>
                 <w:szCs w:val="16"/>
               </w:rPr>
-              <w:t xml:space="preserve">private List&lt;NotificationVO&gt; selectInfoTabItems(HttpServletRequest request) throws Exception {</w:t>
+              <w:t xml:space="preserve">private List&lt;MngNotificationVO&gt; selectInfoTabItems(HttpServletRequest request) throws Exception {</w:t>
             </w:r>
           </w:p>
           <w:p>
@@ -2472,98 +2927,33 @@
                 <w:sz w:val="16"/>
                 <w:szCs w:val="16"/>
               </w:rPr>
-              <w:t xml:space="preserve">    // ※ 공통 selectBoardListFile.do 메서드 본문의</w:t>
-            </w:r>
-          </w:p>
-          <w:p>
-            <w:pPr>
-              <w:spacing w:after="0" w:before="0" w:line="240"/>
-            </w:pPr>
-            <w:r>
-              <w:rPr>
-                <w:rFonts w:ascii="Consolas" w:cs="Consolas" w:eastAsia="Malgun Gothic" w:hAnsi="Consolas"/>
-                <w:sz w:val="16"/>
-                <w:szCs w:val="16"/>
-              </w:rPr>
-              <w:t xml:space="preserve">    //   [검색 VO 구성 → 서비스 호출 → 후처리(fileId 암호화 등)]를 그대로 따라 작성</w:t>
-            </w:r>
-          </w:p>
-          <w:p>
-            <w:pPr>
-              <w:spacing w:after="0" w:before="0" w:line="240"/>
-            </w:pPr>
-            <w:r>
-              <w:rPr>
-                <w:rFonts w:ascii="Consolas" w:cs="Consolas" w:eastAsia="Malgun Gothic" w:hAnsi="Consolas"/>
-                <w:sz w:val="16"/>
-                <w:szCs w:val="16"/>
-              </w:rPr>
-              <w:t xml:space="preserve">    NotificationVO searchVO = new NotificationVO();</w:t>
-            </w:r>
-          </w:p>
-          <w:p>
-            <w:pPr>
-              <w:spacing w:after="0" w:before="0" w:line="240"/>
-            </w:pPr>
-            <w:r>
-              <w:rPr>
-                <w:rFonts w:ascii="Consolas" w:cs="Consolas" w:eastAsia="Malgun Gothic" w:hAnsi="Consolas"/>
-                <w:sz w:val="16"/>
-                <w:szCs w:val="16"/>
-              </w:rPr>
-              <w:t xml:space="preserve">    searchVO.setSeCd(INFO_SE_CD);                               // 고정 : 다른 게시판 조회 차단</w:t>
-            </w:r>
-          </w:p>
-          <w:p>
-            <w:pPr>
-              <w:spacing w:after="0" w:before="0" w:line="240"/>
-            </w:pPr>
-            <w:r>
-              <w:rPr>
-                <w:rFonts w:ascii="Consolas" w:cs="Consolas" w:eastAsia="Malgun Gothic" w:hAnsi="Consolas"/>
-                <w:sz w:val="16"/>
-                <w:szCs w:val="16"/>
-              </w:rPr>
-              <w:t xml:space="preserve">    searchVO.setSelScope(request.getParameter("selScope"));</w:t>
-            </w:r>
-          </w:p>
-          <w:p>
-            <w:pPr>
-              <w:spacing w:after="0" w:before="0" w:line="240"/>
-            </w:pPr>
-            <w:r>
-              <w:rPr>
-                <w:rFonts w:ascii="Consolas" w:cs="Consolas" w:eastAsia="Malgun Gothic" w:hAnsi="Consolas"/>
-                <w:sz w:val="16"/>
-                <w:szCs w:val="16"/>
-              </w:rPr>
-              <w:t xml:space="preserve">    searchVO.setSubSech(request.getParameter("subSech"));</w:t>
-            </w:r>
-          </w:p>
-          <w:p>
-            <w:pPr>
-              <w:spacing w:after="0" w:before="0" w:line="240"/>
-            </w:pPr>
-            <w:r>
-              <w:rPr>
-                <w:rFonts w:ascii="Consolas" w:cs="Consolas" w:eastAsia="Malgun Gothic" w:hAnsi="Consolas"/>
-                <w:sz w:val="16"/>
-                <w:szCs w:val="16"/>
-              </w:rPr>
-              <w:t xml:space="preserve">    searchVO.setPage("1");</w:t>
-            </w:r>
-          </w:p>
-          <w:p>
-            <w:pPr>
-              <w:spacing w:after="0" w:before="0" w:line="240"/>
-            </w:pPr>
-            <w:r>
-              <w:rPr>
-                <w:rFonts w:ascii="Consolas" w:cs="Consolas" w:eastAsia="Malgun Gothic" w:hAnsi="Consolas"/>
-                <w:sz w:val="16"/>
-                <w:szCs w:val="16"/>
-              </w:rPr>
-              <w:t xml:space="preserve">    searchVO.setSize(String.valueOf(INFO_FETCH_MAX));           // 전체를 한 번에</w:t>
+              <w:t xml:space="preserve">    // 기존 info_view.do와 같은 방식으로 MngNotificationVO 구성</w:t>
+            </w:r>
+          </w:p>
+          <w:p>
+            <w:pPr>
+              <w:spacing w:after="0" w:before="0" w:line="240"/>
+            </w:pPr>
+            <w:r>
+              <w:rPr>
+                <w:rFonts w:ascii="Consolas" w:cs="Consolas" w:eastAsia="Malgun Gothic" w:hAnsi="Consolas"/>
+                <w:sz w:val="16"/>
+                <w:szCs w:val="16"/>
+              </w:rPr>
+              <w:t xml:space="preserve">    MngNotificationVO body = new MngNotificationVO();</w:t>
+            </w:r>
+          </w:p>
+          <w:p>
+            <w:pPr>
+              <w:spacing w:after="0" w:before="0" w:line="240"/>
+            </w:pPr>
+            <w:r>
+              <w:rPr>
+                <w:rFonts w:ascii="Consolas" w:cs="Consolas" w:eastAsia="Malgun Gothic" w:hAnsi="Consolas"/>
+                <w:sz w:val="16"/>
+                <w:szCs w:val="16"/>
+              </w:rPr>
+              <w:t xml:space="preserve">    body.setNtcnYardTySeCd(INFO_SE_CD);   // seCd : 요청값 대신 고정 (기존 코드와 같은 setter)</w:t>
             </w:r>
           </w:p>
           <w:p>
@@ -2589,7 +2979,85 @@
                 <w:sz w:val="16"/>
                 <w:szCs w:val="16"/>
               </w:rPr>
-              <w:t xml:space="preserve">    List&lt;NotificationVO&gt; all = boardService.selectBoardListFile(searchVO);</w:t>
+              <w:t xml:space="preserve">    // ▼▼ 공통 selectBoardListFile.do에서 검색어·페이징 값을 MngNotificationVO에 넣는 줄을</w:t>
+            </w:r>
+          </w:p>
+          <w:p>
+            <w:pPr>
+              <w:spacing w:after="0" w:before="0" w:line="240"/>
+            </w:pPr>
+            <w:r>
+              <w:rPr>
+                <w:rFonts w:ascii="Consolas" w:cs="Consolas" w:eastAsia="Malgun Gothic" w:hAnsi="Consolas"/>
+                <w:sz w:val="16"/>
+                <w:szCs w:val="16"/>
+              </w:rPr>
+              <w:t xml:space="preserve">    //    그대로 복사한 뒤, page는 1 / size는 INFO_FETCH_MAX 로만 바꿀 것 (아래 setter 이름은 예시)</w:t>
+            </w:r>
+          </w:p>
+          <w:p>
+            <w:pPr>
+              <w:spacing w:after="0" w:before="0" w:line="240"/>
+            </w:pPr>
+            <w:r>
+              <w:rPr>
+                <w:rFonts w:ascii="Consolas" w:cs="Consolas" w:eastAsia="Malgun Gothic" w:hAnsi="Consolas"/>
+                <w:sz w:val="16"/>
+                <w:szCs w:val="16"/>
+              </w:rPr>
+              <w:t xml:space="preserve">    body.setSelScope(request.getParameter("selScope"));</w:t>
+            </w:r>
+          </w:p>
+          <w:p>
+            <w:pPr>
+              <w:spacing w:after="0" w:before="0" w:line="240"/>
+            </w:pPr>
+            <w:r>
+              <w:rPr>
+                <w:rFonts w:ascii="Consolas" w:cs="Consolas" w:eastAsia="Malgun Gothic" w:hAnsi="Consolas"/>
+                <w:sz w:val="16"/>
+                <w:szCs w:val="16"/>
+              </w:rPr>
+              <w:t xml:space="preserve">    body.setSubSech(request.getParameter("subSech"));</w:t>
+            </w:r>
+          </w:p>
+          <w:p>
+            <w:pPr>
+              <w:spacing w:after="0" w:before="0" w:line="240"/>
+            </w:pPr>
+            <w:r>
+              <w:rPr>
+                <w:rFonts w:ascii="Consolas" w:cs="Consolas" w:eastAsia="Malgun Gothic" w:hAnsi="Consolas"/>
+                <w:sz w:val="16"/>
+                <w:szCs w:val="16"/>
+              </w:rPr>
+              <w:t xml:space="preserve">    body.setPage("1");</w:t>
+            </w:r>
+          </w:p>
+          <w:p>
+            <w:pPr>
+              <w:spacing w:after="0" w:before="0" w:line="240"/>
+            </w:pPr>
+            <w:r>
+              <w:rPr>
+                <w:rFonts w:ascii="Consolas" w:cs="Consolas" w:eastAsia="Malgun Gothic" w:hAnsi="Consolas"/>
+                <w:sz w:val="16"/>
+                <w:szCs w:val="16"/>
+              </w:rPr>
+              <w:t xml:space="preserve">    body.setSize(String.valueOf(INFO_FETCH_MAX));</w:t>
+            </w:r>
+          </w:p>
+          <w:p>
+            <w:pPr>
+              <w:spacing w:after="0" w:before="0" w:line="240"/>
+            </w:pPr>
+            <w:r>
+              <w:rPr>
+                <w:rFonts w:ascii="Consolas" w:cs="Consolas" w:eastAsia="Malgun Gothic" w:hAnsi="Consolas"/>
+                <w:sz w:val="16"/>
+                <w:szCs w:val="16"/>
+              </w:rPr>
+              <w:t xml:space="preserve">    // ▲▲</w:t>
             </w:r>
           </w:p>
           <w:p>
@@ -2615,20 +3083,59 @@
                 <w:sz w:val="16"/>
                 <w:szCs w:val="16"/>
               </w:rPr>
-              <w:t xml:space="preserve">    List&lt;NotificationVO&gt; tabItems = new ArrayList&lt;NotificationVO&gt;();</w:t>
-            </w:r>
-          </w:p>
-          <w:p>
-            <w:pPr>
-              <w:spacing w:after="0" w:before="0" w:line="240"/>
-            </w:pPr>
-            <w:r>
-              <w:rPr>
-                <w:rFonts w:ascii="Consolas" w:cs="Consolas" w:eastAsia="Malgun Gothic" w:hAnsi="Consolas"/>
-                <w:sz w:val="16"/>
-                <w:szCs w:val="16"/>
-              </w:rPr>
-              <w:t xml:space="preserve">    for (NotificationVO item : all) {</w:t>
+              <w:t xml:space="preserve">    // 공통 selectBoardListFile.do와 같은 서비스 메서드 호출 (호출 후 후처리가 있으면 동일하게)</w:t>
+            </w:r>
+          </w:p>
+          <w:p>
+            <w:pPr>
+              <w:spacing w:after="0" w:before="0" w:line="240"/>
+            </w:pPr>
+            <w:r>
+              <w:rPr>
+                <w:rFonts w:ascii="Consolas" w:cs="Consolas" w:eastAsia="Malgun Gothic" w:hAnsi="Consolas"/>
+                <w:sz w:val="16"/>
+                <w:szCs w:val="16"/>
+              </w:rPr>
+              <w:t xml:space="preserve">    List&lt;MngNotificationVO&gt; all = boardService.selectBoardListFile(body);</w:t>
+            </w:r>
+          </w:p>
+          <w:p>
+            <w:pPr>
+              <w:spacing w:after="0" w:before="0" w:line="240"/>
+            </w:pPr>
+            <w:r>
+              <w:rPr>
+                <w:rFonts w:ascii="Consolas" w:cs="Consolas" w:eastAsia="Malgun Gothic" w:hAnsi="Consolas"/>
+                <w:sz w:val="16"/>
+                <w:szCs w:val="16"/>
+              </w:rPr>
+              <w:t xml:space="preserve"> </w:t>
+            </w:r>
+          </w:p>
+          <w:p>
+            <w:pPr>
+              <w:spacing w:after="0" w:before="0" w:line="240"/>
+            </w:pPr>
+            <w:r>
+              <w:rPr>
+                <w:rFonts w:ascii="Consolas" w:cs="Consolas" w:eastAsia="Malgun Gothic" w:hAnsi="Consolas"/>
+                <w:sz w:val="16"/>
+                <w:szCs w:val="16"/>
+              </w:rPr>
+              <w:t xml:space="preserve">    List&lt;MngNotificationVO&gt; tabItems = new ArrayList&lt;MngNotificationVO&gt;();</w:t>
+            </w:r>
+          </w:p>
+          <w:p>
+            <w:pPr>
+              <w:spacing w:after="0" w:before="0" w:line="240"/>
+            </w:pPr>
+            <w:r>
+              <w:rPr>
+                <w:rFonts w:ascii="Consolas" w:cs="Consolas" w:eastAsia="Malgun Gothic" w:hAnsi="Consolas"/>
+                <w:sz w:val="16"/>
+                <w:szCs w:val="16"/>
+              </w:rPr>
+              <w:t xml:space="preserve">    for (MngNotificationVO item : all) {</w:t>
             </w:r>
           </w:p>
           <w:p>
@@ -2981,7 +3488,53 @@
           <w:sz w:val="18"/>
           <w:szCs w:val="18"/>
         </w:rPr>
-        <w:t xml:space="preserve">NotificationVO, setSeCd/setPage/setSize 등은 공통 API가 사용하는 VO·setter 이름으로 맞춘다.</w:t>
+        <w:t xml:space="preserve">MngNotificationVO는 공지사항·재정정보 상세에서 이미 쓰는 VO를 그대로 사용한다. seCd는 기존 코드와 같은 setNtcnYardTySeCd()로 넣는다.</w:t>
+      </w:r>
+    </w:p>
+    <w:p>
+      <w:pPr>
+        <w:spacing w:after="80"/>
+      </w:pPr>
+      <w:r>
+        <w:rPr>
+          <w:b/>
+          <w:bCs/>
+          <w:color w:val="8A5A00"/>
+          <w:sz w:val="18"/>
+          <w:szCs w:val="18"/>
+        </w:rPr>
+        <w:t xml:space="preserve">※ </w:t>
+      </w:r>
+      <w:r>
+        <w:rPr>
+          <w:color w:val="444444"/>
+          <w:sz w:val="18"/>
+          <w:szCs w:val="18"/>
+        </w:rPr>
+        <w:t xml:space="preserve">기존 info_view.do의 body는 생성 후 서비스에 전달되지 않으므로, 확인된 setter는 setNtcnYardTySeCd / setNtcnYardOrdrNo 두 개뿐이다. ▼▲ 사이 4줄(검색어·페이징 setter)은 공통 selectBoardListFile.do에서 복사해 맞춘다.</w:t>
+      </w:r>
+    </w:p>
+    <w:p>
+      <w:pPr>
+        <w:spacing w:after="80"/>
+      </w:pPr>
+      <w:r>
+        <w:rPr>
+          <w:b/>
+          <w:bCs/>
+          <w:color w:val="8A5A00"/>
+          <w:sz w:val="18"/>
+          <w:szCs w:val="18"/>
+        </w:rPr>
+        <w:t xml:space="preserve">※ </w:t>
+      </w:r>
+      <w:r>
+        <w:rPr>
+          <w:color w:val="444444"/>
+          <w:sz w:val="18"/>
+          <w:szCs w:val="18"/>
+        </w:rPr>
+        <w:t xml:space="preserve">공통 서비스가 List&lt;MngNotificationVO&gt;가 아닌 List&lt;EgovMap&gt;을 반환하면 목록 타입을 그에 맞추고 제목은 (String) item.get("ntcnYardSjNm")로 읽는다.</w:t>
       </w:r>
     </w:p>
     <w:p>

--- a/docs/info-paging-change-spec.docx
+++ b/docs/info-paging-change-spec.docx
@@ -1600,7 +1600,7 @@
                 <w:sz w:val="16"/>
                 <w:szCs w:val="16"/>
               </w:rPr>
-              <w:t xml:space="preserve">import javax.annotation.Resource;</w:t>
+              <w:t xml:space="preserve">import org.springframework.beans.factory.annotation.Autowired;</w:t>
             </w:r>
           </w:p>
           <w:p>
@@ -2511,33 +2511,33 @@
                 <w:sz w:val="16"/>
                 <w:szCs w:val="16"/>
               </w:rPr>
-              <w:t xml:space="preserve">// /cmn/board/selectBoardListFile.do 가 사용하는 공통 서비스 (수정 없이 주입만)</w:t>
-            </w:r>
-          </w:p>
-          <w:p>
-            <w:pPr>
-              <w:spacing w:after="0" w:before="0" w:line="240"/>
-            </w:pPr>
-            <w:r>
-              <w:rPr>
-                <w:rFonts w:ascii="Consolas" w:cs="Consolas" w:eastAsia="Malgun Gothic" w:hAnsi="Consolas"/>
-                <w:sz w:val="16"/>
-                <w:szCs w:val="16"/>
-              </w:rPr>
-              <w:t xml:space="preserve">@Resource(name = "(공통 게시판 서비스 빈 이름)")</w:t>
-            </w:r>
-          </w:p>
-          <w:p>
-            <w:pPr>
-              <w:spacing w:after="0" w:before="0" w:line="240"/>
-            </w:pPr>
-            <w:r>
-              <w:rPr>
-                <w:rFonts w:ascii="Consolas" w:cs="Consolas" w:eastAsia="Malgun Gothic" w:hAnsi="Consolas"/>
-                <w:sz w:val="16"/>
-                <w:szCs w:val="16"/>
-              </w:rPr>
-              <w:t xml:space="preserve">private (공통 게시판 서비스 타입) boardService;</w:t>
+              <w:t xml:space="preserve">// 공통 게시판 서비스 (수정 없이 주입만). 컨트롤러에 이미 주입되어 있으면 이 선언은 생략</w:t>
+            </w:r>
+          </w:p>
+          <w:p>
+            <w:pPr>
+              <w:spacing w:after="0" w:before="0" w:line="240"/>
+            </w:pPr>
+            <w:r>
+              <w:rPr>
+                <w:rFonts w:ascii="Consolas" w:cs="Consolas" w:eastAsia="Malgun Gothic" w:hAnsi="Consolas"/>
+                <w:sz w:val="16"/>
+                <w:szCs w:val="16"/>
+              </w:rPr>
+              <w:t xml:space="preserve">@Autowired</w:t>
+            </w:r>
+          </w:p>
+          <w:p>
+            <w:pPr>
+              <w:spacing w:after="0" w:before="0" w:line="240"/>
+            </w:pPr>
+            <w:r>
+              <w:rPr>
+                <w:rFonts w:ascii="Consolas" w:cs="Consolas" w:eastAsia="Malgun Gothic" w:hAnsi="Consolas"/>
+                <w:sz w:val="16"/>
+                <w:szCs w:val="16"/>
+              </w:rPr>
+              <w:t xml:space="preserve">private MngNotificationService mngNotificationService;</w:t>
             </w:r>
           </w:p>
           <w:p>
@@ -2719,7 +2719,7 @@
                 <w:sz w:val="16"/>
                 <w:szCs w:val="16"/>
               </w:rPr>
-              <w:t xml:space="preserve">    return "jsonView";   // ※ 공통 API와 같은 JSON 반환 방식</w:t>
+              <w:t xml:space="preserve">    return "jsonView";   // dispatcher-servlet.xml에 등록된 JSON View 빈 이름 (공통 API와 같은 방식)</w:t>
             </w:r>
           </w:p>
           <w:p>
@@ -3083,20 +3083,20 @@
                 <w:sz w:val="16"/>
                 <w:szCs w:val="16"/>
               </w:rPr>
-              <w:t xml:space="preserve">    // 공통 selectBoardListFile.do와 같은 서비스 메서드 호출 (호출 후 후처리가 있으면 동일하게)</w:t>
-            </w:r>
-          </w:p>
-          <w:p>
-            <w:pPr>
-              <w:spacing w:after="0" w:before="0" w:line="240"/>
-            </w:pPr>
-            <w:r>
-              <w:rPr>
-                <w:rFonts w:ascii="Consolas" w:cs="Consolas" w:eastAsia="Malgun Gothic" w:hAnsi="Consolas"/>
-                <w:sz w:val="16"/>
-                <w:szCs w:val="16"/>
-              </w:rPr>
-              <w:t xml:space="preserve">    List&lt;MngNotificationVO&gt; all = boardService.selectBoardListFile(body);</w:t>
+              <w:t xml:space="preserve">    // 공통 selectBoardListFile.do가 호출하는 것과 같은 메서드 (메서드명은 실제 이름으로, 후처리가 있으면 동일하게)</w:t>
+            </w:r>
+          </w:p>
+          <w:p>
+            <w:pPr>
+              <w:spacing w:after="0" w:before="0" w:line="240"/>
+            </w:pPr>
+            <w:r>
+              <w:rPr>
+                <w:rFonts w:ascii="Consolas" w:cs="Consolas" w:eastAsia="Malgun Gothic" w:hAnsi="Consolas"/>
+                <w:sz w:val="16"/>
+                <w:szCs w:val="16"/>
+              </w:rPr>
+              <w:t xml:space="preserve">    List&lt;MngNotificationVO&gt; all = mngNotificationService.selectBoardListFile(body);</w:t>
             </w:r>
           </w:p>
           <w:p>
